--- a/backend/wp_templates/B/B60A 对内控审计的特殊考虑.docx
+++ b/backend/wp_templates/B/B60A 对内控审计的特殊考虑.docx
@@ -33,6 +33,15 @@
           <w:szCs w:val="28"/>
         </w:rPr>
         <w:t>对内控审计的特殊考虑</w:t>
+      </w:r>
+    </w:p>
+    <w:p>
+      <w:r>
+        <w:rPr>
+          <w:color w:val="0000FF"/>
+          <w:sz w:val="21"/>
+        </w:rPr>
+        <w:t>【勾稽】仅当 B60 适用性矩阵勾选整合审计/仅内控审计时编制。须覆盖：基准日与审计目标、与财报审计范围差异、重要账户与业务层控制范围、缺陷评价标准对齐、管理层自评利用、IT 对 ICFR 意见影响（可索引 B60-2 / B22A）。</w:t>
       </w:r>
     </w:p>
     <w:p>
@@ -144,6 +153,136 @@
         <w:t>审计目标</w:t>
       </w:r>
     </w:p>
+    <w:p>
+      <w:r>
+        <w:rPr>
+          <w:color w:val="0000FF"/>
+          <w:sz w:val="21"/>
+        </w:rPr>
+        <w:t>基准日及意见对象（摘录）</w:t>
+      </w:r>
+    </w:p>
+    <w:tbl>
+      <w:tblPr>
+        <w:tblStyle w:val="aa"/>
+        <w:tblW w:type="auto" w:w="0"/>
+        <w:tblLook w:firstColumn="1" w:firstRow="1" w:lastColumn="0" w:lastRow="0" w:noHBand="0" w:noVBand="1" w:val="04A0"/>
+      </w:tblPr>
+      <w:tblGrid>
+        <w:gridCol w:w="4153"/>
+        <w:gridCol w:w="4153"/>
+      </w:tblGrid>
+      <w:tr>
+        <w:tc>
+          <w:tcPr>
+            <w:tcW w:type="dxa" w:w="4153"/>
+          </w:tcPr>
+          <w:p>
+            <w:r>
+              <w:t>项目</w:t>
+            </w:r>
+          </w:p>
+        </w:tc>
+        <w:tc>
+          <w:tcPr>
+            <w:tcW w:type="dxa" w:w="4153"/>
+          </w:tcPr>
+          <w:p>
+            <w:r>
+              <w:t>内容</w:t>
+            </w:r>
+          </w:p>
+        </w:tc>
+      </w:tr>
+      <w:tr>
+        <w:tc>
+          <w:tcPr>
+            <w:tcW w:type="dxa" w:w="4153"/>
+          </w:tcPr>
+          <w:p>
+            <w:r>
+              <w:t>内控审计基准日</w:t>
+            </w:r>
+          </w:p>
+        </w:tc>
+        <w:tc>
+          <w:tcPr>
+            <w:tcW w:type="dxa" w:w="4153"/>
+          </w:tcPr>
+          <w:p>
+            <w:r>
+              <w:t>202X年XX月XX日</w:t>
+            </w:r>
+          </w:p>
+        </w:tc>
+      </w:tr>
+      <w:tr>
+        <w:tc>
+          <w:tcPr>
+            <w:tcW w:type="dxa" w:w="4153"/>
+          </w:tcPr>
+          <w:p>
+            <w:r>
+              <w:t>意见对象</w:t>
+            </w:r>
+          </w:p>
+        </w:tc>
+        <w:tc>
+          <w:tcPr>
+            <w:tcW w:type="dxa" w:w="4153"/>
+          </w:tcPr>
+          <w:p>
+            <w:r>
+              <w:t>财务报告内部控制有效性</w:t>
+            </w:r>
+          </w:p>
+        </w:tc>
+      </w:tr>
+      <w:tr>
+        <w:tc>
+          <w:tcPr>
+            <w:tcW w:type="dxa" w:w="4153"/>
+          </w:tcPr>
+          <w:p>
+            <w:r>
+              <w:t>非财务报告重大缺陷</w:t>
+            </w:r>
+          </w:p>
+        </w:tc>
+        <w:tc>
+          <w:tcPr>
+            <w:tcW w:type="dxa" w:w="4153"/>
+          </w:tcPr>
+          <w:p>
+            <w:r>
+              <w:t>注意到的在报告中增加描述段（如适用）</w:t>
+            </w:r>
+          </w:p>
+        </w:tc>
+      </w:tr>
+      <w:tr>
+        <w:tc>
+          <w:tcPr>
+            <w:tcW w:type="dxa" w:w="4153"/>
+          </w:tcPr>
+          <w:p>
+            <w:r>
+              <w:t>是否与财报审计整合执行</w:t>
+            </w:r>
+          </w:p>
+        </w:tc>
+        <w:tc>
+          <w:tcPr>
+            <w:tcW w:type="dxa" w:w="4153"/>
+          </w:tcPr>
+          <w:p>
+            <w:r>
+              <w:t>是 / 否</w:t>
+            </w:r>
+          </w:p>
+        </w:tc>
+      </w:tr>
+    </w:tbl>
     <w:p>
       <w:pPr>
         <w:spacing w:after="0" w:line="276" w:lineRule="auto"/>
@@ -1215,6 +1354,796 @@
           <w:szCs w:val="24"/>
         </w:rPr>
       </w:pPr>
+    </w:p>
+    <w:p>
+      <w:r>
+        <w:t>三（补充）、IT 对 ICFR 意见的影响</w:t>
+      </w:r>
+    </w:p>
+    <w:tbl>
+      <w:tblPr>
+        <w:tblStyle w:val="aa"/>
+        <w:tblW w:type="auto" w:w="0"/>
+        <w:tblLook w:firstColumn="1" w:firstRow="1" w:lastColumn="0" w:lastRow="0" w:noHBand="0" w:noVBand="1" w:val="04A0"/>
+      </w:tblPr>
+      <w:tblGrid>
+        <w:gridCol w:w="2769"/>
+        <w:gridCol w:w="2769"/>
+        <w:gridCol w:w="2769"/>
+      </w:tblGrid>
+      <w:tr>
+        <w:tc>
+          <w:tcPr>
+            <w:tcW w:type="dxa" w:w="2769"/>
+          </w:tcPr>
+          <w:p>
+            <w:r>
+              <w:t>项目</w:t>
+            </w:r>
+          </w:p>
+        </w:tc>
+        <w:tc>
+          <w:tcPr>
+            <w:tcW w:type="dxa" w:w="2769"/>
+          </w:tcPr>
+          <w:p>
+            <w:r>
+              <w:t>结论/安排</w:t>
+            </w:r>
+          </w:p>
+        </w:tc>
+        <w:tc>
+          <w:tcPr>
+            <w:tcW w:type="dxa" w:w="2769"/>
+          </w:tcPr>
+          <w:p>
+            <w:r>
+              <w:t>索引</w:t>
+            </w:r>
+          </w:p>
+        </w:tc>
+      </w:tr>
+      <w:tr>
+        <w:tc>
+          <w:tcPr>
+            <w:tcW w:type="dxa" w:w="2769"/>
+          </w:tcPr>
+          <w:p>
+            <w:r>
+              <w:t>是否适用 IT 审计（见 B60-2-1）</w:t>
+            </w:r>
+          </w:p>
+        </w:tc>
+        <w:tc>
+          <w:tcPr>
+            <w:tcW w:type="dxa" w:w="2769"/>
+          </w:tcPr>
+          <w:p>
+            <w:r/>
+          </w:p>
+        </w:tc>
+        <w:tc>
+          <w:tcPr>
+            <w:tcW w:type="dxa" w:w="2769"/>
+          </w:tcPr>
+          <w:p>
+            <w:r>
+              <w:t>B60-2-1</w:t>
+            </w:r>
+          </w:p>
+        </w:tc>
+      </w:tr>
+      <w:tr>
+        <w:tc>
+          <w:tcPr>
+            <w:tcW w:type="dxa" w:w="2769"/>
+          </w:tcPr>
+          <w:p>
+            <w:r>
+              <w:t>ITGC/ITAC 对财务报告内控有效性的初步影响</w:t>
+            </w:r>
+          </w:p>
+        </w:tc>
+        <w:tc>
+          <w:tcPr>
+            <w:tcW w:type="dxa" w:w="2769"/>
+          </w:tcPr>
+          <w:p>
+            <w:r/>
+          </w:p>
+        </w:tc>
+        <w:tc>
+          <w:tcPr>
+            <w:tcW w:type="dxa" w:w="2769"/>
+          </w:tcPr>
+          <w:p>
+            <w:r>
+              <w:t>B60-2-3 / B22A</w:t>
+            </w:r>
+          </w:p>
+        </w:tc>
+      </w:tr>
+      <w:tr>
+        <w:tc>
+          <w:tcPr>
+            <w:tcW w:type="dxa" w:w="2769"/>
+          </w:tcPr>
+          <w:p>
+            <w:r>
+              <w:t>已知 IT 缺陷（如有）及对 ICFR 意见影响</w:t>
+            </w:r>
+          </w:p>
+        </w:tc>
+        <w:tc>
+          <w:tcPr>
+            <w:tcW w:type="dxa" w:w="2769"/>
+          </w:tcPr>
+          <w:p>
+            <w:r/>
+          </w:p>
+        </w:tc>
+        <w:tc>
+          <w:tcPr>
+            <w:tcW w:type="dxa" w:w="2769"/>
+          </w:tcPr>
+          <w:p>
+            <w:r/>
+          </w:p>
+        </w:tc>
+      </w:tr>
+    </w:tbl>
+    <w:p>
+      <w:r>
+        <w:rPr>
+          <w:color w:val="0000FF"/>
+          <w:sz w:val="21"/>
+        </w:rPr>
+        <w:t>【整合审计时本表必填；可与 B60 第三章（六）勾稽。】</w:t>
+      </w:r>
+    </w:p>
+    <w:p>
+      <w:r>
+        <w:t>三（补充）、缺陷评价标准对齐</w:t>
+      </w:r>
+    </w:p>
+    <w:tbl>
+      <w:tblPr>
+        <w:tblStyle w:val="aa"/>
+        <w:tblW w:type="auto" w:w="0"/>
+        <w:tblLook w:firstColumn="1" w:firstRow="1" w:lastColumn="0" w:lastRow="0" w:noHBand="0" w:noVBand="1" w:val="04A0"/>
+      </w:tblPr>
+      <w:tblGrid>
+        <w:gridCol w:w="2769"/>
+        <w:gridCol w:w="2769"/>
+        <w:gridCol w:w="2769"/>
+      </w:tblGrid>
+      <w:tr>
+        <w:tc>
+          <w:tcPr>
+            <w:tcW w:type="dxa" w:w="2769"/>
+          </w:tcPr>
+          <w:p>
+            <w:r>
+              <w:t>检查项</w:t>
+            </w:r>
+          </w:p>
+        </w:tc>
+        <w:tc>
+          <w:tcPr>
+            <w:tcW w:type="dxa" w:w="2769"/>
+          </w:tcPr>
+          <w:p>
+            <w:r>
+              <w:t>是/否/说明</w:t>
+            </w:r>
+          </w:p>
+        </w:tc>
+        <w:tc>
+          <w:tcPr>
+            <w:tcW w:type="dxa" w:w="2769"/>
+          </w:tcPr>
+          <w:p>
+            <w:r>
+              <w:t>索引</w:t>
+            </w:r>
+          </w:p>
+        </w:tc>
+      </w:tr>
+      <w:tr>
+        <w:tc>
+          <w:tcPr>
+            <w:tcW w:type="dxa" w:w="2769"/>
+          </w:tcPr>
+          <w:p>
+            <w:r>
+              <w:t>已获取管理层内部控制自我评价报告</w:t>
+            </w:r>
+          </w:p>
+        </w:tc>
+        <w:tc>
+          <w:tcPr>
+            <w:tcW w:type="dxa" w:w="2769"/>
+          </w:tcPr>
+          <w:p>
+            <w:r/>
+          </w:p>
+        </w:tc>
+        <w:tc>
+          <w:tcPr>
+            <w:tcW w:type="dxa" w:w="2769"/>
+          </w:tcPr>
+          <w:p>
+            <w:r/>
+          </w:p>
+        </w:tc>
+      </w:tr>
+      <w:tr>
+        <w:tc>
+          <w:tcPr>
+            <w:tcW w:type="dxa" w:w="2769"/>
+          </w:tcPr>
+          <w:p>
+            <w:r>
+              <w:t>评价报告要素完整（按评价指引）</w:t>
+            </w:r>
+          </w:p>
+        </w:tc>
+        <w:tc>
+          <w:tcPr>
+            <w:tcW w:type="dxa" w:w="2769"/>
+          </w:tcPr>
+          <w:p>
+            <w:r/>
+          </w:p>
+        </w:tc>
+        <w:tc>
+          <w:tcPr>
+            <w:tcW w:type="dxa" w:w="2769"/>
+          </w:tcPr>
+          <w:p>
+            <w:r/>
+          </w:p>
+        </w:tc>
+      </w:tr>
+      <w:tr>
+        <w:tc>
+          <w:tcPr>
+            <w:tcW w:type="dxa" w:w="2769"/>
+          </w:tcPr>
+          <w:p>
+            <w:r>
+              <w:t>董事会缺陷评价标准符合《企业内部控制评价指引》</w:t>
+            </w:r>
+          </w:p>
+        </w:tc>
+        <w:tc>
+          <w:tcPr>
+            <w:tcW w:type="dxa" w:w="2769"/>
+          </w:tcPr>
+          <w:p>
+            <w:r/>
+          </w:p>
+        </w:tc>
+        <w:tc>
+          <w:tcPr>
+            <w:tcW w:type="dxa" w:w="2769"/>
+          </w:tcPr>
+          <w:p>
+            <w:r/>
+          </w:p>
+        </w:tc>
+      </w:tr>
+      <w:tr>
+        <w:tc>
+          <w:tcPr>
+            <w:tcW w:type="dxa" w:w="2769"/>
+          </w:tcPr>
+          <w:p>
+            <w:r>
+              <w:t>企审双方对重大缺陷结论是否一致</w:t>
+            </w:r>
+          </w:p>
+        </w:tc>
+        <w:tc>
+          <w:tcPr>
+            <w:tcW w:type="dxa" w:w="2769"/>
+          </w:tcPr>
+          <w:p>
+            <w:r/>
+          </w:p>
+        </w:tc>
+        <w:tc>
+          <w:tcPr>
+            <w:tcW w:type="dxa" w:w="2769"/>
+          </w:tcPr>
+          <w:p>
+            <w:r/>
+          </w:p>
+        </w:tc>
+      </w:tr>
+      <w:tr>
+        <w:tc>
+          <w:tcPr>
+            <w:tcW w:type="dxa" w:w="2769"/>
+          </w:tcPr>
+          <w:p>
+            <w:r>
+              <w:t>不一致时对内控审计意见类型/报告内容的影响</w:t>
+            </w:r>
+          </w:p>
+        </w:tc>
+        <w:tc>
+          <w:tcPr>
+            <w:tcW w:type="dxa" w:w="2769"/>
+          </w:tcPr>
+          <w:p>
+            <w:r/>
+          </w:p>
+        </w:tc>
+        <w:tc>
+          <w:tcPr>
+            <w:tcW w:type="dxa" w:w="2769"/>
+          </w:tcPr>
+          <w:p>
+            <w:r/>
+          </w:p>
+        </w:tc>
+      </w:tr>
+    </w:tbl>
+    <w:p>
+      <w:r>
+        <w:t>三（补充）、重要账户/披露与业务层面控制范围</w:t>
+      </w:r>
+    </w:p>
+    <w:tbl>
+      <w:tblPr>
+        <w:tblStyle w:val="aa"/>
+        <w:tblW w:type="auto" w:w="0"/>
+        <w:tblLook w:firstColumn="1" w:firstRow="1" w:lastColumn="0" w:lastRow="0" w:noHBand="0" w:noVBand="1" w:val="04A0"/>
+      </w:tblPr>
+      <w:tblGrid>
+        <w:gridCol w:w="1661"/>
+        <w:gridCol w:w="1661"/>
+        <w:gridCol w:w="1661"/>
+        <w:gridCol w:w="1661"/>
+        <w:gridCol w:w="1661"/>
+      </w:tblGrid>
+      <w:tr>
+        <w:tc>
+          <w:tcPr>
+            <w:tcW w:type="dxa" w:w="1661"/>
+          </w:tcPr>
+          <w:p>
+            <w:r>
+              <w:t>重要账户或披露</w:t>
+            </w:r>
+          </w:p>
+        </w:tc>
+        <w:tc>
+          <w:tcPr>
+            <w:tcW w:type="dxa" w:w="1661"/>
+          </w:tcPr>
+          <w:p>
+            <w:r>
+              <w:t>相关认定</w:t>
+            </w:r>
+          </w:p>
+        </w:tc>
+        <w:tc>
+          <w:tcPr>
+            <w:tcW w:type="dxa" w:w="1661"/>
+          </w:tcPr>
+          <w:p>
+            <w:r>
+              <w:t>拟测试的关键控制（简述）</w:t>
+            </w:r>
+          </w:p>
+        </w:tc>
+        <w:tc>
+          <w:tcPr>
+            <w:tcW w:type="dxa" w:w="1661"/>
+          </w:tcPr>
+          <w:p>
+            <w:r>
+              <w:t>底稿索引</w:t>
+            </w:r>
+          </w:p>
+        </w:tc>
+        <w:tc>
+          <w:tcPr>
+            <w:tcW w:type="dxa" w:w="1661"/>
+          </w:tcPr>
+          <w:p>
+            <w:r>
+              <w:t>备注</w:t>
+            </w:r>
+          </w:p>
+        </w:tc>
+      </w:tr>
+      <w:tr>
+        <w:tc>
+          <w:tcPr>
+            <w:tcW w:type="dxa" w:w="1661"/>
+          </w:tcPr>
+          <w:p>
+            <w:r/>
+          </w:p>
+        </w:tc>
+        <w:tc>
+          <w:tcPr>
+            <w:tcW w:type="dxa" w:w="1661"/>
+          </w:tcPr>
+          <w:p>
+            <w:r/>
+          </w:p>
+        </w:tc>
+        <w:tc>
+          <w:tcPr>
+            <w:tcW w:type="dxa" w:w="1661"/>
+          </w:tcPr>
+          <w:p>
+            <w:r/>
+          </w:p>
+        </w:tc>
+        <w:tc>
+          <w:tcPr>
+            <w:tcW w:type="dxa" w:w="1661"/>
+          </w:tcPr>
+          <w:p>
+            <w:r/>
+          </w:p>
+        </w:tc>
+        <w:tc>
+          <w:tcPr>
+            <w:tcW w:type="dxa" w:w="1661"/>
+          </w:tcPr>
+          <w:p>
+            <w:r/>
+          </w:p>
+        </w:tc>
+      </w:tr>
+      <w:tr>
+        <w:tc>
+          <w:tcPr>
+            <w:tcW w:type="dxa" w:w="1661"/>
+          </w:tcPr>
+          <w:p>
+            <w:r/>
+          </w:p>
+        </w:tc>
+        <w:tc>
+          <w:tcPr>
+            <w:tcW w:type="dxa" w:w="1661"/>
+          </w:tcPr>
+          <w:p>
+            <w:r/>
+          </w:p>
+        </w:tc>
+        <w:tc>
+          <w:tcPr>
+            <w:tcW w:type="dxa" w:w="1661"/>
+          </w:tcPr>
+          <w:p>
+            <w:r/>
+          </w:p>
+        </w:tc>
+        <w:tc>
+          <w:tcPr>
+            <w:tcW w:type="dxa" w:w="1661"/>
+          </w:tcPr>
+          <w:p>
+            <w:r/>
+          </w:p>
+        </w:tc>
+        <w:tc>
+          <w:tcPr>
+            <w:tcW w:type="dxa" w:w="1661"/>
+          </w:tcPr>
+          <w:p>
+            <w:r/>
+          </w:p>
+        </w:tc>
+      </w:tr>
+      <w:tr>
+        <w:tc>
+          <w:tcPr>
+            <w:tcW w:type="dxa" w:w="1661"/>
+          </w:tcPr>
+          <w:p>
+            <w:r/>
+          </w:p>
+        </w:tc>
+        <w:tc>
+          <w:tcPr>
+            <w:tcW w:type="dxa" w:w="1661"/>
+          </w:tcPr>
+          <w:p>
+            <w:r/>
+          </w:p>
+        </w:tc>
+        <w:tc>
+          <w:tcPr>
+            <w:tcW w:type="dxa" w:w="1661"/>
+          </w:tcPr>
+          <w:p>
+            <w:r/>
+          </w:p>
+        </w:tc>
+        <w:tc>
+          <w:tcPr>
+            <w:tcW w:type="dxa" w:w="1661"/>
+          </w:tcPr>
+          <w:p>
+            <w:r/>
+          </w:p>
+        </w:tc>
+        <w:tc>
+          <w:tcPr>
+            <w:tcW w:type="dxa" w:w="1661"/>
+          </w:tcPr>
+          <w:p>
+            <w:r/>
+          </w:p>
+        </w:tc>
+      </w:tr>
+    </w:tbl>
+    <w:p>
+      <w:r>
+        <w:rPr>
+          <w:color w:val="0000FF"/>
+          <w:sz w:val="21"/>
+        </w:rPr>
+        <w:t>【可与 B50 SCOT+/仅重大及 C 循环程序表勾稽。】</w:t>
+      </w:r>
+    </w:p>
+    <w:p>
+      <w:r>
+        <w:t>三（补充）、与财务报表审计范围的差异</w:t>
+      </w:r>
+    </w:p>
+    <w:tbl>
+      <w:tblPr>
+        <w:tblStyle w:val="aa"/>
+        <w:tblW w:type="auto" w:w="0"/>
+        <w:tblLook w:firstColumn="1" w:firstRow="1" w:lastColumn="0" w:lastRow="0" w:noHBand="0" w:noVBand="1" w:val="04A0"/>
+      </w:tblPr>
+      <w:tblGrid>
+        <w:gridCol w:w="2076"/>
+        <w:gridCol w:w="2076"/>
+        <w:gridCol w:w="2076"/>
+        <w:gridCol w:w="2076"/>
+      </w:tblGrid>
+      <w:tr>
+        <w:tc>
+          <w:tcPr>
+            <w:tcW w:type="dxa" w:w="2076"/>
+          </w:tcPr>
+          <w:p>
+            <w:r>
+              <w:t>事项</w:t>
+            </w:r>
+          </w:p>
+        </w:tc>
+        <w:tc>
+          <w:tcPr>
+            <w:tcW w:type="dxa" w:w="2076"/>
+          </w:tcPr>
+          <w:p>
+            <w:r>
+              <w:t>是否存在差异</w:t>
+            </w:r>
+          </w:p>
+        </w:tc>
+        <w:tc>
+          <w:tcPr>
+            <w:tcW w:type="dxa" w:w="2076"/>
+          </w:tcPr>
+          <w:p>
+            <w:r>
+              <w:t>差异说明</w:t>
+            </w:r>
+          </w:p>
+        </w:tc>
+        <w:tc>
+          <w:tcPr>
+            <w:tcW w:type="dxa" w:w="2076"/>
+          </w:tcPr>
+          <w:p>
+            <w:r>
+              <w:t>对程序/证据的影响</w:t>
+            </w:r>
+          </w:p>
+        </w:tc>
+      </w:tr>
+      <w:tr>
+        <w:tc>
+          <w:tcPr>
+            <w:tcW w:type="dxa" w:w="2076"/>
+          </w:tcPr>
+          <w:p>
+            <w:r>
+              <w:t>重要账户与披露范围</w:t>
+            </w:r>
+          </w:p>
+        </w:tc>
+        <w:tc>
+          <w:tcPr>
+            <w:tcW w:type="dxa" w:w="2076"/>
+          </w:tcPr>
+          <w:p>
+            <w:r/>
+          </w:p>
+        </w:tc>
+        <w:tc>
+          <w:tcPr>
+            <w:tcW w:type="dxa" w:w="2076"/>
+          </w:tcPr>
+          <w:p>
+            <w:r/>
+          </w:p>
+        </w:tc>
+        <w:tc>
+          <w:tcPr>
+            <w:tcW w:type="dxa" w:w="2076"/>
+          </w:tcPr>
+          <w:p>
+            <w:r/>
+          </w:p>
+        </w:tc>
+      </w:tr>
+      <w:tr>
+        <w:tc>
+          <w:tcPr>
+            <w:tcW w:type="dxa" w:w="2076"/>
+          </w:tcPr>
+          <w:p>
+            <w:r>
+              <w:t>业务层面控制测试范围</w:t>
+            </w:r>
+          </w:p>
+        </w:tc>
+        <w:tc>
+          <w:tcPr>
+            <w:tcW w:type="dxa" w:w="2076"/>
+          </w:tcPr>
+          <w:p>
+            <w:r/>
+          </w:p>
+        </w:tc>
+        <w:tc>
+          <w:tcPr>
+            <w:tcW w:type="dxa" w:w="2076"/>
+          </w:tcPr>
+          <w:p>
+            <w:r/>
+          </w:p>
+        </w:tc>
+        <w:tc>
+          <w:tcPr>
+            <w:tcW w:type="dxa" w:w="2076"/>
+          </w:tcPr>
+          <w:p>
+            <w:r/>
+          </w:p>
+        </w:tc>
+      </w:tr>
+      <w:tr>
+        <w:tc>
+          <w:tcPr>
+            <w:tcW w:type="dxa" w:w="2076"/>
+          </w:tcPr>
+          <w:p>
+            <w:r>
+              <w:t>IT 一般控制/应用控制范围</w:t>
+            </w:r>
+          </w:p>
+        </w:tc>
+        <w:tc>
+          <w:tcPr>
+            <w:tcW w:type="dxa" w:w="2076"/>
+          </w:tcPr>
+          <w:p>
+            <w:r/>
+          </w:p>
+        </w:tc>
+        <w:tc>
+          <w:tcPr>
+            <w:tcW w:type="dxa" w:w="2076"/>
+          </w:tcPr>
+          <w:p>
+            <w:r/>
+          </w:p>
+        </w:tc>
+        <w:tc>
+          <w:tcPr>
+            <w:tcW w:type="dxa" w:w="2076"/>
+          </w:tcPr>
+          <w:p>
+            <w:r/>
+          </w:p>
+        </w:tc>
+      </w:tr>
+      <w:tr>
+        <w:tc>
+          <w:tcPr>
+            <w:tcW w:type="dxa" w:w="2076"/>
+          </w:tcPr>
+          <w:p>
+            <w:r>
+              <w:t>基准日与报告涵盖期间</w:t>
+            </w:r>
+          </w:p>
+        </w:tc>
+        <w:tc>
+          <w:tcPr>
+            <w:tcW w:type="dxa" w:w="2076"/>
+          </w:tcPr>
+          <w:p>
+            <w:r/>
+          </w:p>
+        </w:tc>
+        <w:tc>
+          <w:tcPr>
+            <w:tcW w:type="dxa" w:w="2076"/>
+          </w:tcPr>
+          <w:p>
+            <w:r/>
+          </w:p>
+        </w:tc>
+        <w:tc>
+          <w:tcPr>
+            <w:tcW w:type="dxa" w:w="2076"/>
+          </w:tcPr>
+          <w:p>
+            <w:r/>
+          </w:p>
+        </w:tc>
+      </w:tr>
+      <w:tr>
+        <w:tc>
+          <w:tcPr>
+            <w:tcW w:type="dxa" w:w="2076"/>
+          </w:tcPr>
+          <w:p>
+            <w:r>
+              <w:t>其他</w:t>
+            </w:r>
+          </w:p>
+        </w:tc>
+        <w:tc>
+          <w:tcPr>
+            <w:tcW w:type="dxa" w:w="2076"/>
+          </w:tcPr>
+          <w:p>
+            <w:r/>
+          </w:p>
+        </w:tc>
+        <w:tc>
+          <w:tcPr>
+            <w:tcW w:type="dxa" w:w="2076"/>
+          </w:tcPr>
+          <w:p>
+            <w:r/>
+          </w:p>
+        </w:tc>
+        <w:tc>
+          <w:tcPr>
+            <w:tcW w:type="dxa" w:w="2076"/>
+          </w:tcPr>
+          <w:p>
+            <w:r/>
+          </w:p>
+        </w:tc>
+      </w:tr>
+    </w:tbl>
+    <w:p>
+      <w:r>
+        <w:rPr>
+          <w:color w:val="0000FF"/>
+          <w:sz w:val="21"/>
+        </w:rPr>
+        <w:t>【无差异时在「是否存在差异」列填「否」。】</w:t>
+      </w:r>
     </w:p>
     <w:p>
       <w:pPr>
